--- a/search/ver1/block3_Андрей_Николаевич_Кононов.docx
+++ b/search/ver1/block3_Андрей_Николаевич_Кононов.docx
@@ -14,16 +14,10 @@
         <w:t>(</w:t>
       </w:r>
       <w:r>
-        <w:rPr>
-          <w:lang w:val="en-US"/>
-        </w:rPr>
         <w:t xml:space="preserve"> ~</w:t>
       </w:r>
       <w:proofErr w:type="gramEnd"/>
       <w:r>
-        <w:rPr>
-          <w:lang w:val="en-US"/>
-        </w:rPr>
         <w:t>1941</w:t>
       </w:r>
       <w:r>
@@ -815,21 +809,7 @@
                 <w:sz w:val="18"/>
                 <w:szCs w:val="18"/>
               </w:rPr>
-              <w:t xml:space="preserve">Спиридон Кононов похоронен </w:t>
-            </w:r>
-            <w:r>
-              <w:rPr>
-                <w:sz w:val="18"/>
-                <w:szCs w:val="18"/>
-              </w:rPr>
-              <w:t>н</w:t>
-            </w:r>
-            <w:r>
-              <w:rPr>
-                <w:sz w:val="18"/>
-                <w:szCs w:val="18"/>
-              </w:rPr>
-              <w:t xml:space="preserve">а кладбище в </w:t>
+              <w:t xml:space="preserve">Спиридон Кононов похоронен на кладбище в </w:t>
             </w:r>
             <w:proofErr w:type="spellStart"/>
             <w:r>
@@ -923,6 +903,52 @@
               </w:rPr>
               <w:t xml:space="preserve"> (Кононова) Прасковья Михайловна (10.11.1893 - 29.08.1984)</w:t>
             </w:r>
+            <w:r>
+              <w:rPr>
+                <w:sz w:val="18"/>
+                <w:szCs w:val="18"/>
+              </w:rPr>
+              <w:t xml:space="preserve"> </w:t>
+            </w:r>
+            <w:r>
+              <w:rPr>
+                <w:sz w:val="18"/>
+                <w:szCs w:val="18"/>
+              </w:rPr>
+              <w:t xml:space="preserve">родилась: </w:t>
+            </w:r>
+            <w:r>
+              <w:rPr>
+                <w:sz w:val="18"/>
+                <w:szCs w:val="18"/>
+              </w:rPr>
+              <w:t xml:space="preserve">село Луки, </w:t>
+            </w:r>
+            <w:proofErr w:type="spellStart"/>
+            <w:proofErr w:type="gramStart"/>
+            <w:r>
+              <w:rPr>
+                <w:sz w:val="18"/>
+                <w:szCs w:val="18"/>
+              </w:rPr>
+              <w:t>Калязинский</w:t>
+            </w:r>
+            <w:proofErr w:type="spellEnd"/>
+            <w:r>
+              <w:rPr>
+                <w:sz w:val="18"/>
+                <w:szCs w:val="18"/>
+              </w:rPr>
+              <w:t xml:space="preserve">  район</w:t>
+            </w:r>
+            <w:proofErr w:type="gramEnd"/>
+            <w:r>
+              <w:rPr>
+                <w:sz w:val="18"/>
+                <w:szCs w:val="18"/>
+              </w:rPr>
+              <w:t>, Тверская область</w:t>
+            </w:r>
           </w:p>
           <w:p>
             <w:pPr>
@@ -944,35 +970,14 @@
                 <w:sz w:val="18"/>
                 <w:szCs w:val="18"/>
               </w:rPr>
-              <w:t>Андрей</w:t>
-            </w:r>
-            <w:r>
-              <w:rPr>
-                <w:sz w:val="18"/>
-                <w:szCs w:val="18"/>
-              </w:rPr>
-              <w:t xml:space="preserve"> и</w:t>
-            </w:r>
-            <w:r>
-              <w:rPr>
-                <w:sz w:val="18"/>
-                <w:szCs w:val="18"/>
-              </w:rPr>
-              <w:t xml:space="preserve">меет брата </w:t>
-            </w:r>
-            <w:r>
-              <w:rPr>
-                <w:sz w:val="18"/>
-                <w:szCs w:val="18"/>
-              </w:rPr>
-              <w:t>Ивана</w:t>
-            </w:r>
-            <w:r>
-              <w:rPr>
-                <w:sz w:val="18"/>
-                <w:szCs w:val="18"/>
-              </w:rPr>
-              <w:t xml:space="preserve"> (жену Ивана звали Мария)</w:t>
+              <w:t>Андрей и</w:t>
+            </w:r>
+            <w:r>
+              <w:rPr>
+                <w:sz w:val="18"/>
+                <w:szCs w:val="18"/>
+              </w:rPr>
+              <w:t>меет брата Ивана (жену Ивана звали Мария)</w:t>
             </w:r>
           </w:p>
           <w:p>
@@ -995,14 +1000,7 @@
                 <w:sz w:val="18"/>
                 <w:szCs w:val="18"/>
               </w:rPr>
-              <w:t>Андрей Николаевич Кононов</w:t>
-            </w:r>
-            <w:r>
-              <w:rPr>
-                <w:sz w:val="18"/>
-                <w:szCs w:val="18"/>
-              </w:rPr>
-              <w:t xml:space="preserve"> и </w:t>
+              <w:t xml:space="preserve">Андрей Николаевич Кононов и </w:t>
             </w:r>
             <w:proofErr w:type="spellStart"/>
             <w:r>
@@ -1018,14 +1016,7 @@
                 <w:sz w:val="18"/>
                 <w:szCs w:val="18"/>
               </w:rPr>
-              <w:t xml:space="preserve"> (Кононова) Прасковья Михайловна</w:t>
-            </w:r>
-            <w:r>
-              <w:rPr>
-                <w:sz w:val="18"/>
-                <w:szCs w:val="18"/>
-              </w:rPr>
-              <w:t xml:space="preserve"> имеют четверо детей: Анна, Клавдия, Александра, Николай</w:t>
+              <w:t xml:space="preserve"> (Кононова) Прасковья Михайловна имеют четверо детей: Анна, Клавдия, Александра, Николай</w:t>
             </w:r>
           </w:p>
         </w:tc>
@@ -1116,45 +1107,20 @@
               </w:rPr>
               <w:t xml:space="preserve">Село </w:t>
             </w:r>
-            <w:proofErr w:type="spellStart"/>
-            <w:r>
-              <w:rPr>
-                <w:sz w:val="18"/>
-                <w:szCs w:val="18"/>
-              </w:rPr>
-              <w:t>Елпатьево</w:t>
-            </w:r>
-            <w:proofErr w:type="spellEnd"/>
-            <w:r>
-              <w:rPr>
-                <w:sz w:val="18"/>
-                <w:szCs w:val="18"/>
-              </w:rPr>
-              <w:t xml:space="preserve">, </w:t>
-            </w:r>
-            <w:r>
-              <w:rPr>
-                <w:sz w:val="18"/>
-                <w:szCs w:val="18"/>
-              </w:rPr>
-              <w:t xml:space="preserve">село Луки, </w:t>
-            </w:r>
-            <w:proofErr w:type="spellStart"/>
-            <w:r>
-              <w:rPr>
-                <w:sz w:val="18"/>
-                <w:szCs w:val="18"/>
-              </w:rPr>
-              <w:t>Калязинский</w:t>
-            </w:r>
-            <w:proofErr w:type="spellEnd"/>
-            <w:r>
-              <w:rPr>
-                <w:sz w:val="18"/>
-                <w:szCs w:val="18"/>
-              </w:rPr>
-              <w:t xml:space="preserve">  район, Тверская область</w:t>
-            </w:r>
+            <w:hyperlink r:id="rId5" w:history="1">
+              <w:proofErr w:type="spellStart"/>
+              <w:r>
+                <w:rPr>
+                  <w:rStyle w:val="a4"/>
+                  <w:sz w:val="18"/>
+                  <w:szCs w:val="18"/>
+                </w:rPr>
+                <w:t>Елпатьево</w:t>
+              </w:r>
+              <w:proofErr w:type="spellEnd"/>
+            </w:hyperlink>
+            <w:bookmarkStart w:id="0" w:name="_GoBack"/>
+            <w:bookmarkEnd w:id="0"/>
           </w:p>
         </w:tc>
         <w:tc>
@@ -1244,8 +1210,6 @@
               </w:rPr>
               <w:t>нет</w:t>
             </w:r>
-            <w:bookmarkStart w:id="0" w:name="_GoBack"/>
-            <w:bookmarkEnd w:id="0"/>
           </w:p>
         </w:tc>
         <w:tc>
@@ -2070,6 +2034,17 @@
       <w:lang w:eastAsia="ru-RU"/>
     </w:rPr>
   </w:style>
+  <w:style w:type="character" w:styleId="a4">
+    <w:name w:val="Hyperlink"/>
+    <w:basedOn w:val="a0"/>
+    <w:uiPriority w:val="99"/>
+    <w:unhideWhenUsed/>
+    <w:rsid w:val="001B33F4"/>
+    <w:rPr>
+      <w:color w:val="0563C1" w:themeColor="hyperlink"/>
+      <w:u w:val="single"/>
+    </w:rPr>
+  </w:style>
 </w:styles>
 </file>
 
